--- a/중국어_대화문/4부_docx/4부_09화_조항_무효_확인.docx
+++ b/중국어_대화문/4부_docx/4부_09화_조항_무효_확인.docx
@@ -1602,7 +1602,7 @@
     </w:p>
     <w:p>
       <w:r>
-        <w:t>(这时，法庭后排，秦小川悄悄递给苏敏一张纸条，上面是他刚算出来的：“严大爷一户，按实际损失三成，约一万八千。”苏敏扫了一眼，折起来夹进卷宗里。)</w:t>
+        <w:t>(这时，法庭后排，秦小川悄悄递给苏敏一张纸条，上面是他刚算出来的：“严大爷一户，实际损失约六万，三成封顶，约一万八；旧约是八万二。”苏敏扫了一眼，折起来夹进卷宗里。)</w:t>
       </w:r>
     </w:p>
     <w:p>
